--- a/data/ai_paras/AI_para_65.docx
+++ b/data/ai_paras/AI_para_65.docx
@@ -4,7 +4,7 @@
   <w:body>
     <w:p>
       <w:r>
-        <w:t>In "Serious Men," specific scenes utilize humor to enrich the storytelling, advancing thematic elements and engaging readers more deeply with the narrative. A prime example is the depiction of Ayyan Mani's interactions with his colleagues, where his sardonic observations about their pretentiousness are both humorous and revealing. This humor not only entertains but also subtly critiques the rigid social structures and expectations within the institution. Moreover, the comedic aspects of Ayyan's schemes, such as his portrayal of his son as a child prodigy, highlight the absurdity of societal pressures and the lengths individuals will go to manipulate perceptions for personal gain (Ref-f202047). These humorous scenes are instrumental in conveying the novel's themes, inviting readers to reflect on the societal norms and personal ambitions that drive the characters' actions, ultimately enhancing their engagement and understanding of the narrative's deeper messages.</w:t>
+        <w:t>Humorous dialogues in "Serious Men" are pivotal in showcasing character relationships and tensions, using wit and irony to expose underlying dynamics. Ayyan Mani often employs sharp wit in his conversations with his superior, Arvind Acharya, highlighting the latter's pretentiousness and the absurdity of institutional hierarchies. This interaction is not merely comedic; it serves to reveal the power struggles and concealed ambitions within the scientific community. In another instance, Ayyan's banter with his colleagues cleverly underscores the superficiality of their intellectual pursuits, employing irony to critique their obsession with status and recognition. These dialogues, rich with humor, not only amuse but also deepen the reader's understanding of the characters' motivations and the societal critiques embedded in the narrative (Ref-f118288).</w:t>
       </w:r>
     </w:p>
     <w:sectPr>
